--- a/CÔNG TY TNHH SẢN XUẤT LI XING/Lixing_ThaydoiDDPL/HoSo2_QUYẾT ĐỊNH THAY ĐỔI.docx
+++ b/CÔNG TY TNHH SẢN XUẤT LI XING/Lixing_ThaydoiDDPL/HoSo2_QUYẾT ĐỊNH THAY ĐỔI.docx
@@ -83,7 +83,7 @@
                 <w:sz w:val="28"/>
                 <w:szCs w:val="28"/>
               </w:rPr>
-              <w:t>CÔNG TY TNHH PCCC TUẤN PHÁT</w:t>
+              <w:t>CÔNG TY TNHH SẢN XUẤT LI XING</w:t>
             </w:r>
           </w:p>
           <w:p>
@@ -257,7 +257,7 @@
                 <w:sz w:val="28"/>
                 <w:szCs w:val="28"/>
               </w:rPr>
-              <w:t>Tp.Hồ Chí Minh, ngày 1</w:t>
+              <w:t xml:space="preserve">Tp.Hồ Chí Minh, ngày </w:t>
             </w:r>
             <w:r>
               <w:rPr>
@@ -267,7 +267,7 @@
                 <w:sz w:val="28"/>
                 <w:szCs w:val="28"/>
               </w:rPr>
-              <w:t>2</w:t>
+              <w:t>30</w:t>
             </w:r>
             <w:r>
               <w:rPr>
@@ -287,7 +287,7 @@
                 <w:sz w:val="28"/>
                 <w:szCs w:val="28"/>
               </w:rPr>
-              <w:t>8</w:t>
+              <w:t>6</w:t>
             </w:r>
             <w:r>
               <w:rPr>
@@ -307,7 +307,17 @@
                 <w:sz w:val="28"/>
                 <w:szCs w:val="28"/>
               </w:rPr>
-              <w:t>2025</w:t>
+              <w:t>202</w:t>
+            </w:r>
+            <w:r>
+              <w:rPr>
+                <w:rFonts w:ascii="Times New Roman" w:eastAsia="Times New Roman" w:hAnsi="Times New Roman" w:cs="Times New Roman"/>
+                <w:i/>
+                <w:iCs/>
+                <w:sz w:val="28"/>
+                <w:szCs w:val="28"/>
+              </w:rPr>
+              <w:t>6</w:t>
             </w:r>
           </w:p>
         </w:tc>
@@ -618,7 +628,7 @@
           <w:sz w:val="28"/>
           <w:szCs w:val="28"/>
         </w:rPr>
-        <w:t>CÔNG TY TNHH PCCC TUẤN PHÁT</w:t>
+        <w:t>CÔNG TY TNHH SẢN XUẤT LI XING</w:t>
       </w:r>
     </w:p>
     <w:p>
@@ -796,7 +806,7 @@
           <w:sz w:val="28"/>
           <w:szCs w:val="28"/>
         </w:rPr>
-        <w:t>NGUYỄN ANH TUẤN</w:t>
+        <w:t>PENG, HUAQIONG</w:t>
       </w:r>
       <w:r>
         <w:rPr>
@@ -896,11 +906,14 @@
       </w:r>
       <w:r>
         <w:rPr>
-          <w:rFonts w:ascii="Times New Roman" w:hAnsi="Times New Roman"/>
-          <w:sz w:val="28"/>
-          <w:szCs w:val="28"/>
-        </w:rPr>
-        <w:t>LÊ TÚ TÀI</w:t>
+          <w:rFonts w:ascii="Times New Roman" w:eastAsia="Times New Roman" w:hAnsi="Times New Roman" w:cs="Times New Roman"/>
+          <w:b/>
+          <w:bCs/>
+          <w:sz w:val="26"/>
+          <w:szCs w:val="26"/>
+          <w:lang w:val="sv-SE"/>
+        </w:rPr>
+        <w:t>LÊ THỊ BÍCH TIỀN</w:t>
       </w:r>
       <w:r>
         <w:rPr>
@@ -971,6 +984,319 @@
     </w:p>
     <w:p>
       <w:pPr>
+        <w:tabs>
+          <w:tab w:val="left" w:leader="dot" w:pos="7088"/>
+          <w:tab w:val="left" w:leader="dot" w:pos="9072"/>
+        </w:tabs>
+        <w:spacing w:after="120" w:line="240" w:lineRule="auto"/>
+        <w:ind w:left="0" w:right="0" w:firstLine="567"/>
+        <w:jc w:val="both"/>
+        <w:rPr>
+          <w:rFonts w:ascii="Times New Roman" w:hAnsi="Times New Roman" w:cs="Times New Roman"/>
+          <w:sz w:val="28"/>
+          <w:szCs w:val="28"/>
+        </w:rPr>
+      </w:pPr>
+      <w:r>
+        <w:rPr>
+          <w:rFonts w:ascii="Times New Roman" w:hAnsi="Times New Roman" w:cs="Times New Roman"/>
+          <w:sz w:val="28"/>
+          <w:szCs w:val="28"/>
+        </w:rPr>
+        <w:t>Họ, chữ đệm và tên (</w:t>
+      </w:r>
+      <w:r>
+        <w:rPr>
+          <w:rFonts w:ascii="Times New Roman" w:hAnsi="Times New Roman" w:cs="Times New Roman"/>
+          <w:i/>
+          <w:sz w:val="28"/>
+          <w:szCs w:val="28"/>
+        </w:rPr>
+        <w:t>ghi bằng chữ in hoa</w:t>
+      </w:r>
+      <w:r>
+        <w:rPr>
+          <w:rFonts w:ascii="Times New Roman" w:hAnsi="Times New Roman" w:cs="Times New Roman"/>
+          <w:sz w:val="28"/>
+          <w:szCs w:val="28"/>
+        </w:rPr>
+        <w:t xml:space="preserve">): </w:t>
+      </w:r>
+      <w:r>
+        <w:rPr>
+          <w:rFonts w:ascii="Times New Roman" w:eastAsia="Times New Roman" w:hAnsi="Times New Roman" w:cs="Times New Roman"/>
+          <w:b/>
+          <w:bCs/>
+          <w:sz w:val="26"/>
+          <w:szCs w:val="26"/>
+          <w:lang w:val="sv-SE"/>
+        </w:rPr>
+        <w:t>LÊ THỊ BÍCH TIỀN</w:t>
+      </w:r>
+    </w:p>
+    <w:p>
+      <w:pPr>
+        <w:tabs>
+          <w:tab w:val="left" w:leader="dot" w:pos="3686"/>
+          <w:tab w:val="left" w:leader="dot" w:pos="4253"/>
+          <w:tab w:val="left" w:leader="dot" w:pos="5103"/>
+        </w:tabs>
+        <w:spacing w:before="80" w:after="80" w:line="240" w:lineRule="auto"/>
+        <w:ind w:left="0" w:right="0" w:firstLine="567"/>
+        <w:jc w:val="both"/>
+        <w:rPr>
+          <w:rFonts w:ascii="Times New Roman" w:eastAsia="Times New Roman" w:hAnsi="Times New Roman" w:cs="Times New Roman"/>
+          <w:sz w:val="28"/>
+          <w:szCs w:val="28"/>
+        </w:rPr>
+      </w:pPr>
+      <w:r>
+        <w:rPr>
+          <w:rFonts w:ascii="Times New Roman" w:eastAsia="Times New Roman" w:hAnsi="Times New Roman" w:cs="Times New Roman"/>
+          <w:sz w:val="28"/>
+          <w:szCs w:val="28"/>
+        </w:rPr>
+        <w:t xml:space="preserve">Ngày, tháng, năm sinh: </w:t>
+      </w:r>
+      <w:r>
+        <w:rPr>
+          <w:rFonts w:ascii="Times New Roman" w:hAnsi="Times New Roman" w:cs="Times New Roman"/>
+          <w:sz w:val="26"/>
+          <w:szCs w:val="26"/>
+          <w:lang w:val="sv-SE"/>
+        </w:rPr>
+        <w:t>14/10/1993</w:t>
+      </w:r>
+    </w:p>
+    <w:p>
+      <w:pPr>
+        <w:tabs>
+          <w:tab w:val="left" w:leader="dot" w:pos="3686"/>
+          <w:tab w:val="left" w:leader="dot" w:pos="4253"/>
+          <w:tab w:val="left" w:leader="dot" w:pos="5103"/>
+        </w:tabs>
+        <w:spacing w:before="80" w:after="80" w:line="240" w:lineRule="auto"/>
+        <w:ind w:left="0" w:right="0" w:firstLine="567"/>
+        <w:jc w:val="both"/>
+        <w:rPr>
+          <w:rFonts w:ascii="Times New Roman" w:eastAsia="Times New Roman" w:hAnsi="Times New Roman" w:cs="Times New Roman"/>
+          <w:sz w:val="28"/>
+          <w:szCs w:val="28"/>
+        </w:rPr>
+      </w:pPr>
+      <w:r>
+        <w:rPr>
+          <w:rFonts w:ascii="Times New Roman" w:eastAsia="Times New Roman" w:hAnsi="Times New Roman" w:cs="Times New Roman"/>
+          <w:sz w:val="28"/>
+          <w:szCs w:val="28"/>
+        </w:rPr>
+        <w:t xml:space="preserve">Giới tính: </w:t>
+      </w:r>
+      <w:r>
+        <w:rPr>
+          <w:rFonts w:ascii="Times New Roman" w:hAnsi="Times New Roman" w:cs="Times New Roman"/>
+          <w:sz w:val="26"/>
+          <w:szCs w:val="26"/>
+          <w:lang w:val="vi-VN"/>
+        </w:rPr>
+        <w:t>Nữ</w:t>
+      </w:r>
+    </w:p>
+    <w:p>
+      <w:pPr>
+        <w:tabs>
+          <w:tab w:val="left" w:leader="dot" w:pos="2410"/>
+          <w:tab w:val="left" w:leader="dot" w:pos="2977"/>
+          <w:tab w:val="left" w:leader="dot" w:pos="3600"/>
+          <w:tab w:val="left" w:leader="dot" w:pos="4230"/>
+          <w:tab w:val="left" w:pos="4320"/>
+          <w:tab w:val="left" w:pos="4590"/>
+          <w:tab w:val="left" w:leader="dot" w:pos="6300"/>
+          <w:tab w:val="left" w:leader="dot" w:pos="9072"/>
+        </w:tabs>
+        <w:spacing w:before="80" w:after="80" w:line="240" w:lineRule="auto"/>
+        <w:ind w:left="0" w:right="0" w:firstLine="567"/>
+        <w:jc w:val="both"/>
+        <w:rPr>
+          <w:rFonts w:ascii="Times New Roman" w:eastAsia="Times New Roman" w:hAnsi="Times New Roman" w:cs="Times New Roman"/>
+          <w:sz w:val="28"/>
+          <w:szCs w:val="28"/>
+        </w:rPr>
+      </w:pPr>
+      <w:bookmarkStart w:id="0" w:name="_Hlk185520090"/>
+      <w:r>
+        <w:rPr>
+          <w:rFonts w:ascii="Times New Roman" w:eastAsia="Times New Roman" w:hAnsi="Times New Roman" w:cs="Times New Roman"/>
+          <w:sz w:val="28"/>
+          <w:szCs w:val="28"/>
+        </w:rPr>
+        <w:t xml:space="preserve">Số định danh cá nhân: </w:t>
+      </w:r>
+      <w:r>
+        <w:rPr>
+          <w:rFonts w:ascii="Times New Roman" w:eastAsia="Times New Roman" w:hAnsi="Times New Roman" w:cs="Times New Roman"/>
+          <w:sz w:val="26"/>
+          <w:szCs w:val="26"/>
+          <w:lang w:val="vi-VN" w:eastAsia="zh-CN"/>
+        </w:rPr>
+        <w:t>084193008791</w:t>
+      </w:r>
+    </w:p>
+    <w:bookmarkEnd w:id="0"/>
+    <w:p>
+      <w:pPr>
+        <w:tabs>
+          <w:tab w:val="left" w:leader="dot" w:pos="9072"/>
+        </w:tabs>
+        <w:spacing w:after="120" w:line="240" w:lineRule="auto"/>
+        <w:ind w:left="0" w:right="0" w:firstLine="567"/>
+        <w:jc w:val="both"/>
+        <w:rPr>
+          <w:rFonts w:ascii="Times New Roman" w:hAnsi="Times New Roman" w:cs="Times New Roman"/>
+          <w:sz w:val="28"/>
+          <w:szCs w:val="28"/>
+        </w:rPr>
+      </w:pPr>
+      <w:r>
+        <w:rPr>
+          <w:rFonts w:ascii="Times New Roman" w:hAnsi="Times New Roman" w:cs="Times New Roman"/>
+          <w:sz w:val="28"/>
+          <w:szCs w:val="28"/>
+        </w:rPr>
+        <w:t>Chức danh: Giám đốc</w:t>
+      </w:r>
+    </w:p>
+    <w:p>
+      <w:pPr>
+        <w:tabs>
+          <w:tab w:val="left" w:leader="dot" w:pos="3828"/>
+          <w:tab w:val="left" w:leader="dot" w:pos="4230"/>
+          <w:tab w:val="left" w:pos="4320"/>
+          <w:tab w:val="left" w:pos="4590"/>
+          <w:tab w:val="left" w:leader="dot" w:pos="6300"/>
+          <w:tab w:val="left" w:leader="dot" w:pos="9072"/>
+        </w:tabs>
+        <w:spacing w:before="80" w:after="80" w:line="240" w:lineRule="auto"/>
+        <w:ind w:left="0" w:right="0" w:firstLine="567"/>
+        <w:jc w:val="both"/>
+        <w:rPr>
+          <w:rFonts w:ascii="Times New Roman" w:eastAsia="Times New Roman" w:hAnsi="Times New Roman" w:cs="Times New Roman"/>
+          <w:sz w:val="28"/>
+          <w:szCs w:val="28"/>
+        </w:rPr>
+      </w:pPr>
+      <w:r>
+        <w:rPr>
+          <w:rFonts w:ascii="Times New Roman" w:eastAsia="Times New Roman" w:hAnsi="Times New Roman" w:cs="Times New Roman"/>
+          <w:sz w:val="28"/>
+          <w:szCs w:val="28"/>
+        </w:rPr>
+        <w:t xml:space="preserve">Địa chỉ liên lạc: </w:t>
+      </w:r>
+    </w:p>
+    <w:p>
+      <w:pPr>
+        <w:spacing w:after="120" w:line="259" w:lineRule="auto"/>
+        <w:ind w:left="0" w:right="0" w:firstLine="851"/>
+        <w:rPr>
+          <w:rFonts w:ascii="Times New Roman" w:hAnsi="Times New Roman" w:cs="Times New Roman"/>
+          <w:sz w:val="28"/>
+          <w:szCs w:val="28"/>
+        </w:rPr>
+      </w:pPr>
+      <w:r>
+        <w:rPr>
+          <w:rFonts w:ascii="Times New Roman" w:hAnsi="Times New Roman" w:cs="Times New Roman"/>
+          <w:spacing w:val="-8"/>
+          <w:sz w:val="28"/>
+          <w:szCs w:val="28"/>
+        </w:rPr>
+        <w:t>Số nhà/phòng, ngách/hẻm, ngõ/kiệt, đường/phố/đại lộ, tổ/xóm/ấp/thôn</w:t>
+      </w:r>
+      <w:r>
+        <w:rPr>
+          <w:rFonts w:ascii="Times New Roman" w:hAnsi="Times New Roman" w:cs="Times New Roman"/>
+          <w:sz w:val="28"/>
+          <w:szCs w:val="28"/>
+        </w:rPr>
+        <w:t xml:space="preserve">: </w:t>
+      </w:r>
+      <w:r>
+        <w:rPr>
+          <w:rFonts w:ascii="Times New Roman" w:hAnsi="Times New Roman" w:cs="Times New Roman"/>
+          <w:sz w:val="26"/>
+          <w:szCs w:val="26"/>
+        </w:rPr>
+        <w:t>SỐ NHÀ 270, ẤP MAI HƯƠNG</w:t>
+      </w:r>
+    </w:p>
+    <w:p>
+      <w:pPr>
+        <w:spacing w:after="120" w:line="259" w:lineRule="auto"/>
+        <w:ind w:left="0" w:right="0" w:firstLine="851"/>
+        <w:rPr>
+          <w:rFonts w:ascii="Times New Roman" w:hAnsi="Times New Roman" w:cs="Times New Roman"/>
+          <w:sz w:val="28"/>
+          <w:szCs w:val="28"/>
+        </w:rPr>
+      </w:pPr>
+      <w:r>
+        <w:rPr>
+          <w:rFonts w:ascii="Times New Roman" w:hAnsi="Times New Roman" w:cs="Times New Roman"/>
+          <w:sz w:val="28"/>
+          <w:szCs w:val="28"/>
+        </w:rPr>
+        <w:t xml:space="preserve">Xã/Phường/Đặc khu: </w:t>
+      </w:r>
+      <w:r>
+        <w:rPr>
+          <w:rFonts w:ascii="Times New Roman" w:hAnsi="Times New Roman" w:cs="Times New Roman"/>
+          <w:sz w:val="26"/>
+          <w:szCs w:val="26"/>
+        </w:rPr>
+        <w:t>Xã Vinh Kim</w:t>
+      </w:r>
+    </w:p>
+    <w:p>
+      <w:pPr>
+        <w:tabs>
+          <w:tab w:val="left" w:leader="dot" w:pos="2410"/>
+          <w:tab w:val="left" w:leader="dot" w:pos="2977"/>
+          <w:tab w:val="left" w:leader="dot" w:pos="3600"/>
+          <w:tab w:val="left" w:leader="dot" w:pos="4230"/>
+          <w:tab w:val="left" w:pos="4320"/>
+          <w:tab w:val="left" w:pos="4590"/>
+          <w:tab w:val="left" w:leader="dot" w:pos="6300"/>
+          <w:tab w:val="left" w:leader="dot" w:pos="9072"/>
+        </w:tabs>
+        <w:spacing w:before="80" w:after="80" w:line="240" w:lineRule="auto"/>
+        <w:ind w:left="0" w:right="0" w:firstLine="851"/>
+        <w:jc w:val="both"/>
+        <w:rPr>
+          <w:rFonts w:ascii="Times New Roman" w:hAnsi="Times New Roman" w:cs="Times New Roman"/>
+          <w:sz w:val="28"/>
+          <w:szCs w:val="28"/>
+        </w:rPr>
+      </w:pPr>
+      <w:r>
+        <w:rPr>
+          <w:rFonts w:ascii="Times New Roman" w:hAnsi="Times New Roman" w:cs="Times New Roman"/>
+          <w:sz w:val="28"/>
+          <w:szCs w:val="28"/>
+        </w:rPr>
+        <w:t xml:space="preserve">Tỉnh/Thành phố trực thuộc trung ương: </w:t>
+      </w:r>
+      <w:r>
+        <w:rPr>
+          <w:rFonts w:ascii="Times New Roman" w:hAnsi="Times New Roman" w:cs="Times New Roman"/>
+          <w:sz w:val="26"/>
+          <w:szCs w:val="26"/>
+        </w:rPr>
+        <w:t>Tỉnh Vĩnh Long</w:t>
+      </w:r>
+    </w:p>
+    <w:p>
+      <w:pPr>
         <w:spacing w:after="120" w:line="240" w:lineRule="auto"/>
         <w:ind w:left="0" w:right="0" w:firstLine="360"/>
         <w:jc w:val="both"/>
@@ -982,69 +1308,20 @@
       </w:pPr>
       <w:r>
         <w:rPr>
-          <w:rFonts w:ascii="Times New Roman" w:hAnsi="Times New Roman"/>
-          <w:sz w:val="28"/>
-          <w:szCs w:val="28"/>
-        </w:rPr>
-        <w:t xml:space="preserve">Họ và tên: </w:t>
-      </w:r>
-      <w:bookmarkStart w:id="0" w:name="_GoBack"/>
-      <w:r>
-        <w:rPr>
-          <w:rFonts w:ascii="Times New Roman" w:hAnsi="Times New Roman"/>
-          <w:sz w:val="28"/>
-          <w:szCs w:val="28"/>
-        </w:rPr>
-        <w:t>LÊ TÚ TÀI</w:t>
-      </w:r>
-      <w:bookmarkEnd w:id="0"/>
-      <w:r>
-        <w:rPr>
-          <w:rFonts w:ascii="Times New Roman" w:hAnsi="Times New Roman"/>
-          <w:sz w:val="28"/>
-          <w:szCs w:val="28"/>
-        </w:rPr>
-        <w:t xml:space="preserve"> </w:t>
-      </w:r>
-      <w:r>
-        <w:rPr>
-          <w:rFonts w:ascii="Times New Roman" w:hAnsi="Times New Roman"/>
-          <w:sz w:val="28"/>
-          <w:szCs w:val="28"/>
-        </w:rPr>
-        <w:t>… … …</w:t>
-      </w:r>
-      <w:r>
-        <w:rPr>
-          <w:rFonts w:ascii="Times New Roman" w:hAnsi="Times New Roman"/>
-          <w:sz w:val="28"/>
-          <w:szCs w:val="28"/>
-        </w:rPr>
-        <w:tab/>
-      </w:r>
-      <w:r>
-        <w:rPr>
-          <w:rFonts w:ascii="Times New Roman" w:hAnsi="Times New Roman"/>
-          <w:sz w:val="28"/>
-          <w:szCs w:val="28"/>
-        </w:rPr>
-        <w:t xml:space="preserve">Giới tính: </w:t>
-      </w:r>
-      <w:r>
-        <w:rPr>
-          <w:rFonts w:ascii="Times New Roman" w:hAnsi="Times New Roman"/>
-          <w:sz w:val="28"/>
-          <w:szCs w:val="28"/>
-        </w:rPr>
-        <w:t>N</w:t>
-      </w:r>
-      <w:r>
-        <w:rPr>
-          <w:rFonts w:ascii="Times New Roman" w:hAnsi="Times New Roman"/>
-          <w:sz w:val="28"/>
-          <w:szCs w:val="28"/>
-        </w:rPr>
-        <w:t>am</w:t>
+          <w:rFonts w:ascii="Times New Roman" w:hAnsi="Times New Roman" w:cs="Times New Roman"/>
+          <w:sz w:val="28"/>
+          <w:szCs w:val="28"/>
+        </w:rPr>
+        <w:lastRenderedPageBreak/>
+        <w:t xml:space="preserve">Quốc gia: </w:t>
+      </w:r>
+      <w:r>
+        <w:rPr>
+          <w:rFonts w:ascii="Times New Roman" w:hAnsi="Times New Roman" w:cs="Times New Roman"/>
+          <w:sz w:val="26"/>
+          <w:szCs w:val="26"/>
+        </w:rPr>
+        <w:t>Việt Nam</w:t>
       </w:r>
     </w:p>
     <w:p>
@@ -1064,23 +1341,7 @@
           <w:sz w:val="28"/>
           <w:szCs w:val="28"/>
         </w:rPr>
-        <w:t xml:space="preserve">Chức danh: </w:t>
-      </w:r>
-      <w:r>
-        <w:rPr>
-          <w:rFonts w:ascii="Times New Roman" w:hAnsi="Times New Roman"/>
-          <w:sz w:val="28"/>
-          <w:szCs w:val="28"/>
-        </w:rPr>
-        <w:t>Giám đốc</w:t>
-      </w:r>
-      <w:r>
-        <w:rPr>
-          <w:rFonts w:ascii="Times New Roman" w:hAnsi="Times New Roman"/>
-          <w:sz w:val="28"/>
-          <w:szCs w:val="28"/>
-        </w:rPr>
-        <w:tab/>
+        <w:t xml:space="preserve"> </w:t>
       </w:r>
     </w:p>
     <w:p>
@@ -1089,113 +1350,18 @@
         <w:ind w:left="0" w:right="0" w:firstLine="360"/>
         <w:jc w:val="both"/>
         <w:rPr>
-          <w:rFonts w:ascii="Times New Roman" w:hAnsi="Times New Roman"/>
-          <w:sz w:val="28"/>
-          <w:szCs w:val="28"/>
-        </w:rPr>
-      </w:pPr>
-      <w:r>
-        <w:rPr>
-          <w:rFonts w:ascii="Times New Roman" w:hAnsi="Times New Roman"/>
-          <w:sz w:val="28"/>
-          <w:szCs w:val="28"/>
-        </w:rPr>
-        <w:t xml:space="preserve">Sinh ngày: </w:t>
-      </w:r>
-      <w:r>
-        <w:rPr>
-          <w:rFonts w:ascii="Times New Roman" w:hAnsi="Times New Roman"/>
-          <w:bCs/>
-          <w:sz w:val="28"/>
-          <w:szCs w:val="28"/>
-        </w:rPr>
-        <w:t>17/05/1985</w:t>
-      </w:r>
-      <w:r>
-        <w:rPr>
-          <w:rFonts w:ascii="Times New Roman" w:hAnsi="Times New Roman"/>
-          <w:sz w:val="28"/>
-          <w:szCs w:val="28"/>
-        </w:rPr>
-        <w:tab/>
-      </w:r>
-      <w:r>
-        <w:rPr>
-          <w:rFonts w:ascii="Times New Roman" w:hAnsi="Times New Roman"/>
-          <w:sz w:val="28"/>
-          <w:szCs w:val="28"/>
-        </w:rPr>
-        <w:tab/>
-      </w:r>
-      <w:r>
-        <w:rPr>
-          <w:rFonts w:ascii="Times New Roman" w:hAnsi="Times New Roman"/>
-          <w:sz w:val="28"/>
-          <w:szCs w:val="28"/>
-        </w:rPr>
-        <w:t>Dân tộc:</w:t>
-      </w:r>
-      <w:r>
-        <w:rPr>
-          <w:rFonts w:ascii="Times New Roman" w:hAnsi="Times New Roman"/>
-          <w:bCs/>
-          <w:sz w:val="28"/>
-          <w:szCs w:val="28"/>
-        </w:rPr>
-        <w:t xml:space="preserve"> </w:t>
-      </w:r>
-      <w:r>
-        <w:rPr>
-          <w:rFonts w:ascii="Times New Roman" w:hAnsi="Times New Roman"/>
-          <w:bCs/>
-          <w:sz w:val="28"/>
-          <w:szCs w:val="28"/>
-        </w:rPr>
-        <w:t>Kinh</w:t>
-      </w:r>
-      <w:r>
-        <w:rPr>
-          <w:rFonts w:ascii="Times New Roman" w:hAnsi="Times New Roman"/>
-          <w:bCs/>
-          <w:sz w:val="28"/>
-          <w:szCs w:val="28"/>
-        </w:rPr>
-        <w:tab/>
-      </w:r>
-      <w:r>
-        <w:rPr>
-          <w:rFonts w:ascii="Times New Roman" w:hAnsi="Times New Roman"/>
-          <w:bCs/>
-          <w:sz w:val="28"/>
-          <w:szCs w:val="28"/>
-        </w:rPr>
-        <w:tab/>
-      </w:r>
-      <w:r>
-        <w:rPr>
-          <w:rFonts w:ascii="Times New Roman" w:hAnsi="Times New Roman"/>
-          <w:sz w:val="28"/>
-          <w:szCs w:val="28"/>
-        </w:rPr>
-        <w:t>Quốc tịch:</w:t>
-      </w:r>
-      <w:r>
-        <w:rPr>
-          <w:rFonts w:ascii="Times New Roman" w:hAnsi="Times New Roman"/>
-          <w:bCs/>
-          <w:sz w:val="28"/>
-          <w:szCs w:val="28"/>
-        </w:rPr>
-        <w:t xml:space="preserve"> </w:t>
-      </w:r>
-      <w:r>
-        <w:rPr>
-          <w:rFonts w:ascii="Times New Roman" w:hAnsi="Times New Roman"/>
-          <w:bCs/>
-          <w:sz w:val="28"/>
-          <w:szCs w:val="28"/>
-        </w:rPr>
-        <w:t>Việt Nam</w:t>
+          <w:rFonts w:ascii="Times New Roman" w:hAnsi="Times New Roman" w:cs="Times New Roman"/>
+          <w:sz w:val="28"/>
+          <w:szCs w:val="28"/>
+        </w:rPr>
+      </w:pPr>
+      <w:r>
+        <w:rPr>
+          <w:rFonts w:ascii="Times New Roman" w:hAnsi="Times New Roman" w:cs="Times New Roman"/>
+          <w:sz w:val="28"/>
+          <w:szCs w:val="28"/>
+        </w:rPr>
+        <w:t> </w:t>
       </w:r>
     </w:p>
     <w:p>
@@ -1204,235 +1370,6 @@
         <w:ind w:left="0" w:right="0" w:firstLine="360"/>
         <w:jc w:val="both"/>
         <w:rPr>
-          <w:rFonts w:ascii="Times New Roman" w:hAnsi="Times New Roman"/>
-          <w:sz w:val="28"/>
-          <w:szCs w:val="28"/>
-        </w:rPr>
-      </w:pPr>
-      <w:r>
-        <w:rPr>
-          <w:rFonts w:ascii="Times New Roman" w:hAnsi="Times New Roman"/>
-          <w:sz w:val="28"/>
-          <w:szCs w:val="28"/>
-        </w:rPr>
-        <w:t>Loại giấy tờ pháp lý:</w:t>
-      </w:r>
-      <w:r>
-        <w:rPr>
-          <w:rFonts w:ascii="Times New Roman" w:hAnsi="Times New Roman"/>
-          <w:sz w:val="28"/>
-          <w:szCs w:val="28"/>
-        </w:rPr>
-        <w:t xml:space="preserve"> </w:t>
-      </w:r>
-      <w:r>
-        <w:rPr>
-          <w:rFonts w:ascii="Times New Roman" w:hAnsi="Times New Roman"/>
-          <w:sz w:val="28"/>
-          <w:szCs w:val="28"/>
-        </w:rPr>
-        <w:t>CĂN CƯỚC</w:t>
-      </w:r>
-    </w:p>
-    <w:p>
-      <w:pPr>
-        <w:spacing w:after="120" w:line="240" w:lineRule="auto"/>
-        <w:ind w:left="0" w:right="0" w:firstLine="360"/>
-        <w:jc w:val="both"/>
-        <w:rPr>
-          <w:rFonts w:ascii="Times New Roman" w:hAnsi="Times New Roman"/>
-          <w:sz w:val="28"/>
-          <w:szCs w:val="28"/>
-        </w:rPr>
-      </w:pPr>
-      <w:r>
-        <w:rPr>
-          <w:rFonts w:ascii="Times New Roman" w:hAnsi="Times New Roman"/>
-          <w:sz w:val="28"/>
-          <w:szCs w:val="28"/>
-        </w:rPr>
-        <w:t xml:space="preserve">Số giấy tờ pháp lý: </w:t>
-      </w:r>
-      <w:r>
-        <w:rPr>
-          <w:rFonts w:ascii="Times New Roman" w:hAnsi="Times New Roman"/>
-          <w:sz w:val="28"/>
-          <w:szCs w:val="28"/>
-        </w:rPr>
-        <w:t>049085021001</w:t>
-      </w:r>
-      <w:r>
-        <w:rPr>
-          <w:rFonts w:ascii="Times New Roman" w:hAnsi="Times New Roman"/>
-          <w:sz w:val="28"/>
-          <w:szCs w:val="28"/>
-        </w:rPr>
-        <w:tab/>
-      </w:r>
-      <w:r>
-        <w:rPr>
-          <w:rFonts w:ascii="Times New Roman" w:hAnsi="Times New Roman"/>
-          <w:sz w:val="28"/>
-          <w:szCs w:val="28"/>
-        </w:rPr>
-        <w:tab/>
-      </w:r>
-      <w:r>
-        <w:rPr>
-          <w:rFonts w:ascii="Times New Roman" w:hAnsi="Times New Roman"/>
-          <w:sz w:val="28"/>
-          <w:szCs w:val="28"/>
-        </w:rPr>
-        <w:t>Ngày cấp</w:t>
-      </w:r>
-      <w:r>
-        <w:rPr>
-          <w:rFonts w:ascii="Times New Roman" w:hAnsi="Times New Roman"/>
-          <w:bCs/>
-          <w:sz w:val="28"/>
-          <w:szCs w:val="28"/>
-        </w:rPr>
-        <w:t xml:space="preserve">: </w:t>
-      </w:r>
-      <w:r>
-        <w:rPr>
-          <w:rFonts w:ascii="Times New Roman" w:hAnsi="Times New Roman"/>
-          <w:bCs/>
-          <w:sz w:val="28"/>
-          <w:szCs w:val="28"/>
-        </w:rPr>
-        <w:t>08/05/2025</w:t>
-      </w:r>
-      <w:r>
-        <w:rPr>
-          <w:rFonts w:ascii="Times New Roman" w:hAnsi="Times New Roman"/>
-          <w:bCs/>
-          <w:sz w:val="28"/>
-          <w:szCs w:val="28"/>
-        </w:rPr>
-        <w:tab/>
-      </w:r>
-      <w:r>
-        <w:rPr>
-          <w:rFonts w:ascii="Times New Roman" w:hAnsi="Times New Roman"/>
-          <w:sz w:val="28"/>
-          <w:szCs w:val="28"/>
-        </w:rPr>
-        <w:t xml:space="preserve">Nơi cấp: </w:t>
-      </w:r>
-      <w:r>
-        <w:rPr>
-          <w:rFonts w:ascii="Times New Roman" w:hAnsi="Times New Roman"/>
-          <w:bCs/>
-          <w:sz w:val="28"/>
-          <w:szCs w:val="28"/>
-        </w:rPr>
-        <w:t>Bộ Công An</w:t>
-      </w:r>
-    </w:p>
-    <w:p>
-      <w:pPr>
-        <w:spacing w:after="120" w:line="240" w:lineRule="auto"/>
-        <w:ind w:left="0" w:right="0" w:firstLine="360"/>
-        <w:jc w:val="both"/>
-        <w:rPr>
-          <w:rFonts w:ascii="Times New Roman" w:hAnsi="Times New Roman"/>
-          <w:sz w:val="28"/>
-          <w:szCs w:val="28"/>
-        </w:rPr>
-      </w:pPr>
-      <w:r>
-        <w:rPr>
-          <w:rFonts w:ascii="Times New Roman" w:hAnsi="Times New Roman"/>
-          <w:sz w:val="28"/>
-          <w:szCs w:val="28"/>
-        </w:rPr>
-        <w:t xml:space="preserve">Địa chỉ thường trú: </w:t>
-      </w:r>
-      <w:r>
-        <w:rPr>
-          <w:rFonts w:ascii="Times New Roman" w:hAnsi="Times New Roman"/>
-          <w:sz w:val="28"/>
-          <w:szCs w:val="28"/>
-        </w:rPr>
-        <w:t>Số 96/26A/15 Lê Văn Chí, phường Linh Xuân, Thành phố Hồ Chí Minh</w:t>
-      </w:r>
-    </w:p>
-    <w:p>
-      <w:pPr>
-        <w:spacing w:after="120" w:line="240" w:lineRule="auto"/>
-        <w:ind w:left="0" w:right="0" w:firstLine="360"/>
-        <w:jc w:val="both"/>
-        <w:rPr>
-          <w:rFonts w:ascii="Times New Roman" w:hAnsi="Times New Roman"/>
-          <w:sz w:val="28"/>
-          <w:szCs w:val="28"/>
-        </w:rPr>
-      </w:pPr>
-      <w:r>
-        <w:rPr>
-          <w:rFonts w:ascii="Times New Roman" w:hAnsi="Times New Roman"/>
-          <w:sz w:val="28"/>
-          <w:szCs w:val="28"/>
-        </w:rPr>
-        <w:t xml:space="preserve">Địa chỉ liên lạc: </w:t>
-      </w:r>
-      <w:r>
-        <w:rPr>
-          <w:rFonts w:ascii="Times New Roman" w:hAnsi="Times New Roman"/>
-          <w:sz w:val="28"/>
-          <w:szCs w:val="28"/>
-        </w:rPr>
-        <w:t>Số 96/26A/15 Lê Văn Chí, phường Linh Xuân, Thành phố Hồ Chí Minh</w:t>
-      </w:r>
-    </w:p>
-    <w:p>
-      <w:pPr>
-        <w:spacing w:after="120" w:line="240" w:lineRule="auto"/>
-        <w:ind w:left="0" w:right="0" w:firstLine="360"/>
-        <w:jc w:val="both"/>
-        <w:rPr>
-          <w:rFonts w:ascii="Times New Roman" w:hAnsi="Times New Roman"/>
-          <w:sz w:val="28"/>
-          <w:szCs w:val="28"/>
-        </w:rPr>
-      </w:pPr>
-      <w:r>
-        <w:rPr>
-          <w:rFonts w:ascii="Times New Roman" w:hAnsi="Times New Roman"/>
-          <w:sz w:val="28"/>
-          <w:szCs w:val="28"/>
-        </w:rPr>
-        <w:lastRenderedPageBreak/>
-        <w:t xml:space="preserve"> </w:t>
-      </w:r>
-    </w:p>
-    <w:p>
-      <w:pPr>
-        <w:spacing w:after="120" w:line="240" w:lineRule="auto"/>
-        <w:ind w:left="0" w:right="0" w:firstLine="360"/>
-        <w:jc w:val="both"/>
-        <w:rPr>
-          <w:rFonts w:ascii="Times New Roman" w:hAnsi="Times New Roman" w:cs="Times New Roman"/>
-          <w:sz w:val="28"/>
-          <w:szCs w:val="28"/>
-        </w:rPr>
-      </w:pPr>
-      <w:r>
-        <w:rPr>
-          <w:rFonts w:ascii="Times New Roman" w:hAnsi="Times New Roman" w:cs="Times New Roman"/>
-          <w:sz w:val="28"/>
-          <w:szCs w:val="28"/>
-        </w:rPr>
-        <w:t> </w:t>
-      </w:r>
-    </w:p>
-    <w:p>
-      <w:pPr>
-        <w:spacing w:after="120" w:line="240" w:lineRule="auto"/>
-        <w:ind w:left="0" w:right="0" w:firstLine="360"/>
-        <w:jc w:val="both"/>
-        <w:rPr>
           <w:rFonts w:ascii="Times New Roman" w:hAnsi="Times New Roman" w:cs="Times New Roman"/>
           <w:sz w:val="28"/>
           <w:szCs w:val="28"/>
@@ -1470,11 +1407,14 @@
       </w:r>
       <w:r>
         <w:rPr>
-          <w:rFonts w:ascii="Times New Roman" w:hAnsi="Times New Roman"/>
-          <w:sz w:val="28"/>
-          <w:szCs w:val="28"/>
-        </w:rPr>
-        <w:t>LÊ TÚ TÀI</w:t>
+          <w:rFonts w:ascii="Times New Roman" w:eastAsia="Times New Roman" w:hAnsi="Times New Roman" w:cs="Times New Roman"/>
+          <w:b/>
+          <w:bCs/>
+          <w:sz w:val="26"/>
+          <w:szCs w:val="26"/>
+          <w:lang w:val="sv-SE"/>
+        </w:rPr>
+        <w:t>LÊ THỊ BÍCH TIỀN</w:t>
       </w:r>
       <w:r>
         <w:rPr>
@@ -1648,8 +1588,8 @@
         <w:tblLook w:val="04A0" w:firstRow="1" w:lastRow="0" w:firstColumn="1" w:lastColumn="0" w:noHBand="0" w:noVBand="1"/>
       </w:tblPr>
       <w:tblGrid>
-        <w:gridCol w:w="4652"/>
-        <w:gridCol w:w="4644"/>
+        <w:gridCol w:w="4651"/>
+        <w:gridCol w:w="4645"/>
       </w:tblGrid>
       <w:tr>
         <w:tc>
@@ -1898,12 +1838,17 @@
             </w:pPr>
             <w:r>
               <w:rPr>
-                <w:rFonts w:ascii="Times New Roman" w:hAnsi="Times New Roman"/>
-                <w:sz w:val="28"/>
-                <w:szCs w:val="28"/>
-              </w:rPr>
-              <w:t>LÊ TÚ TÀI</w:t>
-            </w:r>
+                <w:rFonts w:ascii="Times New Roman" w:eastAsia="Times New Roman" w:hAnsi="Times New Roman" w:cs="Times New Roman"/>
+                <w:b/>
+                <w:bCs/>
+                <w:sz w:val="26"/>
+                <w:szCs w:val="26"/>
+                <w:lang w:val="sv-SE"/>
+              </w:rPr>
+              <w:t>LÊ THỊ BÍCH TIỀN</w:t>
+            </w:r>
+            <w:bookmarkStart w:id="1" w:name="_GoBack"/>
+            <w:bookmarkEnd w:id="1"/>
           </w:p>
         </w:tc>
       </w:tr>
@@ -3183,6 +3128,30 @@
 </file>
 
 <file path=customXml/item1.xml><?xml version="1.0" encoding="utf-8"?>
+<?mso-contentType ?>
+<FormTemplates xmlns="http://schemas.microsoft.com/sharepoint/v3/contenttype/forms">
+  <Display>DocumentLibraryForm</Display>
+  <Edit>DocumentLibraryForm</Edit>
+  <New>DocumentLibraryForm</New>
+</FormTemplates>
+</file>
+
+<file path=customXml/item2.xml><?xml version="1.0" encoding="utf-8"?>
+<p:properties xmlns:p="http://schemas.microsoft.com/office/2006/metadata/properties" xmlns:xsi="http://www.w3.org/2001/XMLSchema-instance" xmlns:pc="http://schemas.microsoft.com/office/infopath/2007/PartnerControls">
+  <documentManagement>
+    <AlternateThumbnailUrl xmlns="http://schemas.microsoft.com/sharepoint/v3">
+      <Url xsi:nil="true"/>
+      <Description xsi:nil="true"/>
+    </AlternateThumbnailUrl>
+    <VideoThumbnail xmlns="4ae7861e-4bff-47fb-9754-a3da037d4eb5" xsi:nil="true"/>
+    <ImageCreateDate xmlns="http://schemas.microsoft.com/sharepoint/v3" xsi:nil="true"/>
+    <GetImgForVideo xmlns="4ae7861e-4bff-47fb-9754-a3da037d4eb5" xsi:nil="true"/>
+    <Description xmlns="http://schemas.microsoft.com/sharepoint/v3" xsi:nil="true"/>
+  </documentManagement>
+</p:properties>
+</file>
+
+<file path=customXml/item3.xml><?xml version="1.0" encoding="utf-8"?>
 <ct:contentTypeSchema xmlns:ct="http://schemas.microsoft.com/office/2006/metadata/contentType" xmlns:ma="http://schemas.microsoft.com/office/2006/metadata/properties/metaAttributes" ct:_="" ma:_="" ma:contentTypeName="Picture" ma:contentTypeID="0x0101020088C615AFA6081A4EAC6D0C7B5DE5004C" ma:contentTypeVersion="3" ma:contentTypeDescription="Upload an image or a photograph." ma:contentTypeScope="" ma:versionID="8a358c36b680c6236bc77b7a1286c80c">
   <xsd:schema xmlns:xsd="http://www.w3.org/2001/XMLSchema" xmlns:xs="http://www.w3.org/2001/XMLSchema" xmlns:p="http://schemas.microsoft.com/office/2006/metadata/properties" xmlns:ns1="http://schemas.microsoft.com/sharepoint/v3" xmlns:ns2="4ae7861e-4bff-47fb-9754-a3da037d4eb5" targetNamespace="http://schemas.microsoft.com/office/2006/metadata/properties" ma:root="true" ma:fieldsID="1315e3235dfc98430f19347398624d38" ns1:_="" ns2:_="">
     <xsd:import namespace="http://schemas.microsoft.com/sharepoint/v3"/>
@@ -3370,31 +3339,26 @@
 </ct:contentTypeSchema>
 </file>
 
-<file path=customXml/item2.xml><?xml version="1.0" encoding="utf-8"?>
-<p:properties xmlns:p="http://schemas.microsoft.com/office/2006/metadata/properties" xmlns:xsi="http://www.w3.org/2001/XMLSchema-instance" xmlns:pc="http://schemas.microsoft.com/office/infopath/2007/PartnerControls">
-  <documentManagement>
-    <AlternateThumbnailUrl xmlns="http://schemas.microsoft.com/sharepoint/v3">
-      <Url xsi:nil="true"/>
-      <Description xsi:nil="true"/>
-    </AlternateThumbnailUrl>
-    <VideoThumbnail xmlns="4ae7861e-4bff-47fb-9754-a3da037d4eb5" xsi:nil="true"/>
-    <ImageCreateDate xmlns="http://schemas.microsoft.com/sharepoint/v3" xsi:nil="true"/>
-    <GetImgForVideo xmlns="4ae7861e-4bff-47fb-9754-a3da037d4eb5" xsi:nil="true"/>
-    <Description xmlns="http://schemas.microsoft.com/sharepoint/v3" xsi:nil="true"/>
-  </documentManagement>
-</p:properties>
+<file path=customXml/itemProps1.xml><?xml version="1.0" encoding="utf-8"?>
+<ds:datastoreItem xmlns:ds="http://schemas.openxmlformats.org/officeDocument/2006/customXml" ds:itemID="{AFD07A8A-035B-44B3-8740-60045F8E4C9F}">
+  <ds:schemaRefs>
+    <ds:schemaRef ds:uri="http://schemas.microsoft.com/sharepoint/v3/contenttype/forms"/>
+  </ds:schemaRefs>
+</ds:datastoreItem>
 </file>
 
-<file path=customXml/item3.xml><?xml version="1.0" encoding="utf-8"?>
-<?mso-contentType ?>
-<FormTemplates xmlns="http://schemas.microsoft.com/sharepoint/v3/contenttype/forms">
-  <Display>DocumentLibraryForm</Display>
-  <Edit>DocumentLibraryForm</Edit>
-  <New>DocumentLibraryForm</New>
-</FormTemplates>
+<file path=customXml/itemProps2.xml><?xml version="1.0" encoding="utf-8"?>
+<ds:datastoreItem xmlns:ds="http://schemas.openxmlformats.org/officeDocument/2006/customXml" ds:itemID="{DFBF5159-804B-4563-9B15-6A0468B25410}">
+  <ds:schemaRefs>
+    <ds:schemaRef ds:uri="http://schemas.microsoft.com/office/2006/metadata/properties"/>
+    <ds:schemaRef ds:uri="http://schemas.microsoft.com/office/infopath/2007/PartnerControls"/>
+    <ds:schemaRef ds:uri="http://schemas.microsoft.com/sharepoint/v3"/>
+    <ds:schemaRef ds:uri="4ae7861e-4bff-47fb-9754-a3da037d4eb5"/>
+  </ds:schemaRefs>
+</ds:datastoreItem>
 </file>
 
-<file path=customXml/itemProps1.xml><?xml version="1.0" encoding="utf-8"?>
+<file path=customXml/itemProps3.xml><?xml version="1.0" encoding="utf-8"?>
 <ds:datastoreItem xmlns:ds="http://schemas.openxmlformats.org/officeDocument/2006/customXml" ds:itemID="{8032CC91-C47F-435F-963C-35AB8945FB24}">
   <ds:schemaRefs>
     <ds:schemaRef ds:uri="http://schemas.microsoft.com/office/2006/metadata/contentType"/>
@@ -3411,23 +3375,4 @@
     <ds:schemaRef ds:uri="http://schemas.microsoft.com/internal/obd"/>
   </ds:schemaRefs>
 </ds:datastoreItem>
-</file>
-
-<file path=customXml/itemProps2.xml><?xml version="1.0" encoding="utf-8"?>
-<ds:datastoreItem xmlns:ds="http://schemas.openxmlformats.org/officeDocument/2006/customXml" ds:itemID="{DFBF5159-804B-4563-9B15-6A0468B25410}">
-  <ds:schemaRefs>
-    <ds:schemaRef ds:uri="http://schemas.microsoft.com/office/2006/metadata/properties"/>
-    <ds:schemaRef ds:uri="http://schemas.microsoft.com/office/infopath/2007/PartnerControls"/>
-    <ds:schemaRef ds:uri="http://schemas.microsoft.com/sharepoint/v3"/>
-    <ds:schemaRef ds:uri="4ae7861e-4bff-47fb-9754-a3da037d4eb5"/>
-  </ds:schemaRefs>
-</ds:datastoreItem>
-</file>
-
-<file path=customXml/itemProps3.xml><?xml version="1.0" encoding="utf-8"?>
-<ds:datastoreItem xmlns:ds="http://schemas.openxmlformats.org/officeDocument/2006/customXml" ds:itemID="{AFD07A8A-035B-44B3-8740-60045F8E4C9F}">
-  <ds:schemaRefs>
-    <ds:schemaRef ds:uri="http://schemas.microsoft.com/sharepoint/v3/contenttype/forms"/>
-  </ds:schemaRefs>
-</ds:datastoreItem>
 </file>